--- a/docs/delivery/out/Руководства/Руководство пользователя — Администратор.docx
+++ b/docs/delivery/out/Руководства/Руководство пользователя — Администратор.docx
@@ -116,7 +116,7 @@
       <w:r>
         <w:fldChar w:fldCharType="separate"/>
       </w:r>
-      <w:hyperlink w:anchor="_Toc241493308" w:history="1">
+      <w:hyperlink w:anchor="_Toc241494205" w:history="1">
         <w:r>
           <w:rPr>
             <w:rStyle w:val="aff8"/>
@@ -143,7 +143,7 @@
             <w:noProof/>
             <w:webHidden/>
           </w:rPr>
-          <w:instrText xml:space="preserve"> PAGEREF _Toc241493308 \h </w:instrText>
+          <w:instrText xml:space="preserve"> PAGEREF _Toc241494205 \h </w:instrText>
         </w:r>
         <w:r>
           <w:rPr>
@@ -186,7 +186,7 @@
           <w:lang w:val="ru-RU" w:eastAsia="ru-RU"/>
         </w:rPr>
       </w:pPr>
-      <w:hyperlink w:anchor="_Toc241493309" w:history="1">
+      <w:hyperlink w:anchor="_Toc241494206" w:history="1">
         <w:r>
           <w:rPr>
             <w:rStyle w:val="aff8"/>
@@ -213,7 +213,7 @@
             <w:noProof/>
             <w:webHidden/>
           </w:rPr>
-          <w:instrText xml:space="preserve"> PAGEREF _Toc241493309 \h </w:instrText>
+          <w:instrText xml:space="preserve"> PAGEREF _Toc241494206 \h </w:instrText>
         </w:r>
         <w:r>
           <w:rPr>
@@ -256,7 +256,7 @@
           <w:lang w:val="ru-RU" w:eastAsia="ru-RU"/>
         </w:rPr>
       </w:pPr>
-      <w:hyperlink w:anchor="_Toc241493310" w:history="1">
+      <w:hyperlink w:anchor="_Toc241494207" w:history="1">
         <w:r>
           <w:rPr>
             <w:rStyle w:val="aff8"/>
@@ -283,7 +283,7 @@
             <w:noProof/>
             <w:webHidden/>
           </w:rPr>
-          <w:instrText xml:space="preserve"> PAGEREF _Toc241493310 \h </w:instrText>
+          <w:instrText xml:space="preserve"> PAGEREF _Toc241494207 \h </w:instrText>
         </w:r>
         <w:r>
           <w:rPr>
@@ -326,7 +326,7 @@
           <w:lang w:val="ru-RU" w:eastAsia="ru-RU"/>
         </w:rPr>
       </w:pPr>
-      <w:hyperlink w:anchor="_Toc241493311" w:history="1">
+      <w:hyperlink w:anchor="_Toc241494208" w:history="1">
         <w:r>
           <w:rPr>
             <w:rStyle w:val="aff8"/>
@@ -353,7 +353,7 @@
             <w:noProof/>
             <w:webHidden/>
           </w:rPr>
-          <w:instrText xml:space="preserve"> PAGEREF _Toc241493311 \h </w:instrText>
+          <w:instrText xml:space="preserve"> PAGEREF _Toc241494208 \h </w:instrText>
         </w:r>
         <w:r>
           <w:rPr>
@@ -396,7 +396,7 @@
           <w:lang w:val="ru-RU" w:eastAsia="ru-RU"/>
         </w:rPr>
       </w:pPr>
-      <w:hyperlink w:anchor="_Toc241493312" w:history="1">
+      <w:hyperlink w:anchor="_Toc241494209" w:history="1">
         <w:r>
           <w:rPr>
             <w:rStyle w:val="aff8"/>
@@ -423,7 +423,7 @@
             <w:noProof/>
             <w:webHidden/>
           </w:rPr>
-          <w:instrText xml:space="preserve"> PAGEREF _Toc241493312 \h </w:instrText>
+          <w:instrText xml:space="preserve"> PAGEREF _Toc241494209 \h </w:instrText>
         </w:r>
         <w:r>
           <w:rPr>
@@ -466,7 +466,7 @@
           <w:lang w:val="ru-RU" w:eastAsia="ru-RU"/>
         </w:rPr>
       </w:pPr>
-      <w:hyperlink w:anchor="_Toc241493313" w:history="1">
+      <w:hyperlink w:anchor="_Toc241494210" w:history="1">
         <w:r>
           <w:rPr>
             <w:rStyle w:val="aff8"/>
@@ -493,7 +493,7 @@
             <w:noProof/>
             <w:webHidden/>
           </w:rPr>
-          <w:instrText xml:space="preserve"> PAGEREF _Toc241493313 \h </w:instrText>
+          <w:instrText xml:space="preserve"> PAGEREF _Toc241494210 \h </w:instrText>
         </w:r>
         <w:r>
           <w:rPr>
@@ -536,7 +536,7 @@
           <w:lang w:val="ru-RU" w:eastAsia="ru-RU"/>
         </w:rPr>
       </w:pPr>
-      <w:hyperlink w:anchor="_Toc241493314" w:history="1">
+      <w:hyperlink w:anchor="_Toc241494211" w:history="1">
         <w:r>
           <w:rPr>
             <w:rStyle w:val="aff8"/>
@@ -563,7 +563,7 @@
             <w:noProof/>
             <w:webHidden/>
           </w:rPr>
-          <w:instrText xml:space="preserve"> PAGEREF _Toc241493314 \h </w:instrText>
+          <w:instrText xml:space="preserve"> PAGEREF _Toc241494211 \h </w:instrText>
         </w:r>
         <w:r>
           <w:rPr>
@@ -608,7 +608,7 @@
       <w:pPr>
         <w:pStyle w:val="1"/>
       </w:pPr>
-      <w:bookmarkStart w:id="0" w:name="_Toc241493308"/>
+      <w:bookmarkStart w:id="0" w:name="_Toc241494205"/>
       <w:r>
         <w:lastRenderedPageBreak/>
         <w:t>Руководство пользователя: администратор</w:t>
@@ -633,7 +633,7 @@
       <w:pPr>
         <w:pStyle w:val="21"/>
       </w:pPr>
-      <w:bookmarkStart w:id="1" w:name="_Toc241493309"/>
+      <w:bookmarkStart w:id="1" w:name="_Toc241494206"/>
       <w:r>
         <w:t>1. Раздел «Мои задачи»</w:t>
       </w:r>
@@ -653,7 +653,7 @@
           <w:noProof/>
         </w:rPr>
         <w:drawing>
-          <wp:inline distT="0" distB="0" distL="0" distR="0" wp14:anchorId="1E7C26E2" wp14:editId="1BEC63ED">
+          <wp:inline distT="0" distB="0" distL="0" distR="0" wp14:anchorId="56AF89E8" wp14:editId="274A7A0D">
             <wp:extent cx="5940000" cy="3712500"/>
             <wp:effectExtent l="0" t="0" r="0" b="0"/>
             <wp:docPr id="1" name="Picture 1"/>
@@ -705,7 +705,7 @@
       <w:pPr>
         <w:pStyle w:val="21"/>
       </w:pPr>
-      <w:bookmarkStart w:id="2" w:name="_Toc241493310"/>
+      <w:bookmarkStart w:id="2" w:name="_Toc241494207"/>
       <w:r>
         <w:t>2. Пользователи и роли</w:t>
       </w:r>
@@ -800,7 +800,7 @@
         </w:rPr>
         <w:lastRenderedPageBreak/>
         <w:drawing>
-          <wp:inline distT="0" distB="0" distL="0" distR="0" wp14:anchorId="56C23AEF" wp14:editId="745BD9BC">
+          <wp:inline distT="0" distB="0" distL="0" distR="0" wp14:anchorId="6F39065B" wp14:editId="79B5D5C1">
             <wp:extent cx="5940000" cy="3712500"/>
             <wp:effectExtent l="0" t="0" r="0" b="0"/>
             <wp:docPr id="2" name="Picture 2"/>
@@ -852,7 +852,7 @@
       <w:pPr>
         <w:pStyle w:val="21"/>
       </w:pPr>
-      <w:bookmarkStart w:id="3" w:name="_Toc241493311"/>
+      <w:bookmarkStart w:id="3" w:name="_Toc241494208"/>
       <w:r>
         <w:t>3. Интеграции</w:t>
       </w:r>
@@ -1322,7 +1322,7 @@
         </w:rPr>
         <w:lastRenderedPageBreak/>
         <w:drawing>
-          <wp:inline distT="0" distB="0" distL="0" distR="0" wp14:anchorId="02BCE541" wp14:editId="23B3AE14">
+          <wp:inline distT="0" distB="0" distL="0" distR="0" wp14:anchorId="4FD64154" wp14:editId="699502DD">
             <wp:extent cx="5940000" cy="3712500"/>
             <wp:effectExtent l="0" t="0" r="0" b="0"/>
             <wp:docPr id="3" name="Picture 3"/>
@@ -1374,7 +1374,7 @@
       <w:pPr>
         <w:pStyle w:val="21"/>
       </w:pPr>
-      <w:bookmarkStart w:id="4" w:name="_Toc241493312"/>
+      <w:bookmarkStart w:id="4" w:name="_Toc241494209"/>
       <w:r>
         <w:t>4. Мониторинг системы</w:t>
       </w:r>
@@ -1439,7 +1439,7 @@
       <w:pPr>
         <w:pStyle w:val="21"/>
       </w:pPr>
-      <w:bookmarkStart w:id="5" w:name="_Toc241493313"/>
+      <w:bookmarkStart w:id="5" w:name="_Toc241494210"/>
       <w:r>
         <w:t>5. Справочники и настройки</w:t>
       </w:r>
@@ -1727,7 +1727,7 @@
       <w:pPr>
         <w:pStyle w:val="21"/>
       </w:pPr>
-      <w:bookmarkStart w:id="6" w:name="_Toc241493314"/>
+      <w:bookmarkStart w:id="6" w:name="_Toc241494211"/>
       <w:r>
         <w:lastRenderedPageBreak/>
         <w:t>6. Эксплуатация</w:t>
@@ -13468,7 +13468,7 @@
     <w:autoRedefine/>
     <w:uiPriority w:val="39"/>
     <w:unhideWhenUsed/>
-    <w:rsid w:val="009C095D"/>
+    <w:rsid w:val="00C710B2"/>
     <w:pPr>
       <w:spacing w:after="100"/>
     </w:pPr>
@@ -13480,7 +13480,7 @@
     <w:autoRedefine/>
     <w:uiPriority w:val="39"/>
     <w:unhideWhenUsed/>
-    <w:rsid w:val="009C095D"/>
+    <w:rsid w:val="00C710B2"/>
     <w:pPr>
       <w:spacing w:after="100"/>
       <w:ind w:left="220"/>
@@ -13491,7 +13491,7 @@
     <w:basedOn w:val="a2"/>
     <w:uiPriority w:val="99"/>
     <w:unhideWhenUsed/>
-    <w:rsid w:val="009C095D"/>
+    <w:rsid w:val="00C710B2"/>
     <w:rPr>
       <w:color w:val="0000FF" w:themeColor="hyperlink"/>
       <w:u w:val="single"/>

--- a/docs/delivery/out/Руководства/Руководство пользователя — Администратор.docx
+++ b/docs/delivery/out/Руководства/Руководство пользователя — Администратор.docx
@@ -116,7 +116,7 @@
       <w:r>
         <w:fldChar w:fldCharType="separate"/>
       </w:r>
-      <w:hyperlink w:anchor="_Toc241494205" w:history="1">
+      <w:hyperlink w:anchor="_Toc241594762" w:history="1">
         <w:r>
           <w:rPr>
             <w:rStyle w:val="aff8"/>
@@ -143,7 +143,7 @@
             <w:noProof/>
             <w:webHidden/>
           </w:rPr>
-          <w:instrText xml:space="preserve"> PAGEREF _Toc241494205 \h </w:instrText>
+          <w:instrText xml:space="preserve"> PAGEREF _Toc241594762 \h </w:instrText>
         </w:r>
         <w:r>
           <w:rPr>
@@ -186,7 +186,7 @@
           <w:lang w:val="ru-RU" w:eastAsia="ru-RU"/>
         </w:rPr>
       </w:pPr>
-      <w:hyperlink w:anchor="_Toc241494206" w:history="1">
+      <w:hyperlink w:anchor="_Toc241594763" w:history="1">
         <w:r>
           <w:rPr>
             <w:rStyle w:val="aff8"/>
@@ -213,7 +213,7 @@
             <w:noProof/>
             <w:webHidden/>
           </w:rPr>
-          <w:instrText xml:space="preserve"> PAGEREF _Toc241494206 \h </w:instrText>
+          <w:instrText xml:space="preserve"> PAGEREF _Toc241594763 \h </w:instrText>
         </w:r>
         <w:r>
           <w:rPr>
@@ -256,7 +256,7 @@
           <w:lang w:val="ru-RU" w:eastAsia="ru-RU"/>
         </w:rPr>
       </w:pPr>
-      <w:hyperlink w:anchor="_Toc241494207" w:history="1">
+      <w:hyperlink w:anchor="_Toc241594764" w:history="1">
         <w:r>
           <w:rPr>
             <w:rStyle w:val="aff8"/>
@@ -283,7 +283,7 @@
             <w:noProof/>
             <w:webHidden/>
           </w:rPr>
-          <w:instrText xml:space="preserve"> PAGEREF _Toc241494207 \h </w:instrText>
+          <w:instrText xml:space="preserve"> PAGEREF _Toc241594764 \h </w:instrText>
         </w:r>
         <w:r>
           <w:rPr>
@@ -326,7 +326,7 @@
           <w:lang w:val="ru-RU" w:eastAsia="ru-RU"/>
         </w:rPr>
       </w:pPr>
-      <w:hyperlink w:anchor="_Toc241494208" w:history="1">
+      <w:hyperlink w:anchor="_Toc241594765" w:history="1">
         <w:r>
           <w:rPr>
             <w:rStyle w:val="aff8"/>
@@ -353,7 +353,7 @@
             <w:noProof/>
             <w:webHidden/>
           </w:rPr>
-          <w:instrText xml:space="preserve"> PAGEREF _Toc241494208 \h </w:instrText>
+          <w:instrText xml:space="preserve"> PAGEREF _Toc241594765 \h </w:instrText>
         </w:r>
         <w:r>
           <w:rPr>
@@ -396,7 +396,7 @@
           <w:lang w:val="ru-RU" w:eastAsia="ru-RU"/>
         </w:rPr>
       </w:pPr>
-      <w:hyperlink w:anchor="_Toc241494209" w:history="1">
+      <w:hyperlink w:anchor="_Toc241594766" w:history="1">
         <w:r>
           <w:rPr>
             <w:rStyle w:val="aff8"/>
@@ -423,7 +423,7 @@
             <w:noProof/>
             <w:webHidden/>
           </w:rPr>
-          <w:instrText xml:space="preserve"> PAGEREF _Toc241494209 \h </w:instrText>
+          <w:instrText xml:space="preserve"> PAGEREF _Toc241594766 \h </w:instrText>
         </w:r>
         <w:r>
           <w:rPr>
@@ -466,7 +466,7 @@
           <w:lang w:val="ru-RU" w:eastAsia="ru-RU"/>
         </w:rPr>
       </w:pPr>
-      <w:hyperlink w:anchor="_Toc241494210" w:history="1">
+      <w:hyperlink w:anchor="_Toc241594767" w:history="1">
         <w:r>
           <w:rPr>
             <w:rStyle w:val="aff8"/>
@@ -493,7 +493,7 @@
             <w:noProof/>
             <w:webHidden/>
           </w:rPr>
-          <w:instrText xml:space="preserve"> PAGEREF _Toc241494210 \h </w:instrText>
+          <w:instrText xml:space="preserve"> PAGEREF _Toc241594767 \h </w:instrText>
         </w:r>
         <w:r>
           <w:rPr>
@@ -536,7 +536,7 @@
           <w:lang w:val="ru-RU" w:eastAsia="ru-RU"/>
         </w:rPr>
       </w:pPr>
-      <w:hyperlink w:anchor="_Toc241494211" w:history="1">
+      <w:hyperlink w:anchor="_Toc241594768" w:history="1">
         <w:r>
           <w:rPr>
             <w:rStyle w:val="aff8"/>
@@ -563,7 +563,147 @@
             <w:noProof/>
             <w:webHidden/>
           </w:rPr>
-          <w:instrText xml:space="preserve"> PAGEREF _Toc241494211 \h </w:instrText>
+          <w:instrText xml:space="preserve"> PAGEREF _Toc241594768 \h </w:instrText>
+        </w:r>
+        <w:r>
+          <w:rPr>
+            <w:noProof/>
+            <w:webHidden/>
+          </w:rPr>
+        </w:r>
+        <w:r>
+          <w:rPr>
+            <w:noProof/>
+            <w:webHidden/>
+          </w:rPr>
+          <w:fldChar w:fldCharType="separate"/>
+        </w:r>
+        <w:r>
+          <w:rPr>
+            <w:noProof/>
+            <w:webHidden/>
+          </w:rPr>
+          <w:t>6</w:t>
+        </w:r>
+        <w:r>
+          <w:rPr>
+            <w:noProof/>
+            <w:webHidden/>
+          </w:rPr>
+          <w:fldChar w:fldCharType="end"/>
+        </w:r>
+      </w:hyperlink>
+    </w:p>
+    <w:p>
+      <w:pPr>
+        <w:pStyle w:val="2c"/>
+        <w:tabs>
+          <w:tab w:val="right" w:leader="dot" w:pos="9628"/>
+        </w:tabs>
+        <w:rPr>
+          <w:rFonts w:asciiTheme="minorHAnsi" w:eastAsiaTheme="minorEastAsia" w:hAnsiTheme="minorHAnsi"/>
+          <w:noProof/>
+          <w:lang w:val="ru-RU" w:eastAsia="ru-RU"/>
+        </w:rPr>
+      </w:pPr>
+      <w:hyperlink w:anchor="_Toc241594769" w:history="1">
+        <w:r>
+          <w:rPr>
+            <w:rStyle w:val="aff8"/>
+            <w:noProof/>
+          </w:rPr>
+          <w:t>7. Пользователи: кто и как заводит</w:t>
+        </w:r>
+        <w:r>
+          <w:rPr>
+            <w:noProof/>
+            <w:webHidden/>
+          </w:rPr>
+          <w:tab/>
+        </w:r>
+        <w:r>
+          <w:rPr>
+            <w:noProof/>
+            <w:webHidden/>
+          </w:rPr>
+          <w:fldChar w:fldCharType="begin"/>
+        </w:r>
+        <w:r>
+          <w:rPr>
+            <w:noProof/>
+            <w:webHidden/>
+          </w:rPr>
+          <w:instrText xml:space="preserve"> PAGEREF _Toc241594769 \h </w:instrText>
+        </w:r>
+        <w:r>
+          <w:rPr>
+            <w:noProof/>
+            <w:webHidden/>
+          </w:rPr>
+        </w:r>
+        <w:r>
+          <w:rPr>
+            <w:noProof/>
+            <w:webHidden/>
+          </w:rPr>
+          <w:fldChar w:fldCharType="separate"/>
+        </w:r>
+        <w:r>
+          <w:rPr>
+            <w:noProof/>
+            <w:webHidden/>
+          </w:rPr>
+          <w:t>6</w:t>
+        </w:r>
+        <w:r>
+          <w:rPr>
+            <w:noProof/>
+            <w:webHidden/>
+          </w:rPr>
+          <w:fldChar w:fldCharType="end"/>
+        </w:r>
+      </w:hyperlink>
+    </w:p>
+    <w:p>
+      <w:pPr>
+        <w:pStyle w:val="2c"/>
+        <w:tabs>
+          <w:tab w:val="right" w:leader="dot" w:pos="9628"/>
+        </w:tabs>
+        <w:rPr>
+          <w:rFonts w:asciiTheme="minorHAnsi" w:eastAsiaTheme="minorEastAsia" w:hAnsiTheme="minorHAnsi"/>
+          <w:noProof/>
+          <w:lang w:val="ru-RU" w:eastAsia="ru-RU"/>
+        </w:rPr>
+      </w:pPr>
+      <w:hyperlink w:anchor="_Toc241594770" w:history="1">
+        <w:r>
+          <w:rPr>
+            <w:rStyle w:val="aff8"/>
+            <w:noProof/>
+          </w:rPr>
+          <w:t>8. Режимы системы</w:t>
+        </w:r>
+        <w:r>
+          <w:rPr>
+            <w:noProof/>
+            <w:webHidden/>
+          </w:rPr>
+          <w:tab/>
+        </w:r>
+        <w:r>
+          <w:rPr>
+            <w:noProof/>
+            <w:webHidden/>
+          </w:rPr>
+          <w:fldChar w:fldCharType="begin"/>
+        </w:r>
+        <w:r>
+          <w:rPr>
+            <w:noProof/>
+            <w:webHidden/>
+          </w:rPr>
+          <w:instrText xml:space="preserve"> PAGEREF _Toc241594770 \h </w:instrText>
         </w:r>
         <w:r>
           <w:rPr>
@@ -608,7 +748,7 @@
       <w:pPr>
         <w:pStyle w:val="1"/>
       </w:pPr>
-      <w:bookmarkStart w:id="0" w:name="_Toc241494205"/>
+      <w:bookmarkStart w:id="0" w:name="_Toc241594762"/>
       <w:r>
         <w:lastRenderedPageBreak/>
         <w:t>Руководство пользователя: администратор</w:t>
@@ -633,7 +773,7 @@
       <w:pPr>
         <w:pStyle w:val="21"/>
       </w:pPr>
-      <w:bookmarkStart w:id="1" w:name="_Toc241494206"/>
+      <w:bookmarkStart w:id="1" w:name="_Toc241594763"/>
       <w:r>
         <w:t>1. Раздел «Мои задачи»</w:t>
       </w:r>
@@ -653,7 +793,7 @@
           <w:noProof/>
         </w:rPr>
         <w:drawing>
-          <wp:inline distT="0" distB="0" distL="0" distR="0" wp14:anchorId="56AF89E8" wp14:editId="274A7A0D">
+          <wp:inline distT="0" distB="0" distL="0" distR="0" wp14:anchorId="1B89071E" wp14:editId="72E2C65D">
             <wp:extent cx="5940000" cy="3712500"/>
             <wp:effectExtent l="0" t="0" r="0" b="0"/>
             <wp:docPr id="1" name="Picture 1"/>
@@ -705,7 +845,7 @@
       <w:pPr>
         <w:pStyle w:val="21"/>
       </w:pPr>
-      <w:bookmarkStart w:id="2" w:name="_Toc241494207"/>
+      <w:bookmarkStart w:id="2" w:name="_Toc241594764"/>
       <w:r>
         <w:t>2. Пользователи и роли</w:t>
       </w:r>
@@ -800,7 +940,7 @@
         </w:rPr>
         <w:lastRenderedPageBreak/>
         <w:drawing>
-          <wp:inline distT="0" distB="0" distL="0" distR="0" wp14:anchorId="6F39065B" wp14:editId="79B5D5C1">
+          <wp:inline distT="0" distB="0" distL="0" distR="0" wp14:anchorId="00E0CE08" wp14:editId="4B4CC047">
             <wp:extent cx="5940000" cy="3712500"/>
             <wp:effectExtent l="0" t="0" r="0" b="0"/>
             <wp:docPr id="2" name="Picture 2"/>
@@ -852,7 +992,7 @@
       <w:pPr>
         <w:pStyle w:val="21"/>
       </w:pPr>
-      <w:bookmarkStart w:id="3" w:name="_Toc241494208"/>
+      <w:bookmarkStart w:id="3" w:name="_Toc241594765"/>
       <w:r>
         <w:t>3. Интеграции</w:t>
       </w:r>
@@ -1322,7 +1462,7 @@
         </w:rPr>
         <w:lastRenderedPageBreak/>
         <w:drawing>
-          <wp:inline distT="0" distB="0" distL="0" distR="0" wp14:anchorId="4FD64154" wp14:editId="699502DD">
+          <wp:inline distT="0" distB="0" distL="0" distR="0" wp14:anchorId="5A79468C" wp14:editId="79945D98">
             <wp:extent cx="5940000" cy="3712500"/>
             <wp:effectExtent l="0" t="0" r="0" b="0"/>
             <wp:docPr id="3" name="Picture 3"/>
@@ -1374,7 +1514,7 @@
       <w:pPr>
         <w:pStyle w:val="21"/>
       </w:pPr>
-      <w:bookmarkStart w:id="4" w:name="_Toc241494209"/>
+      <w:bookmarkStart w:id="4" w:name="_Toc241594766"/>
       <w:r>
         <w:t>4. Мониторинг системы</w:t>
       </w:r>
@@ -1439,7 +1579,7 @@
       <w:pPr>
         <w:pStyle w:val="21"/>
       </w:pPr>
-      <w:bookmarkStart w:id="5" w:name="_Toc241494210"/>
+      <w:bookmarkStart w:id="5" w:name="_Toc241594767"/>
       <w:r>
         <w:t>5. Справочники и настройки</w:t>
       </w:r>
@@ -1727,7 +1867,7 @@
       <w:pPr>
         <w:pStyle w:val="21"/>
       </w:pPr>
-      <w:bookmarkStart w:id="6" w:name="_Toc241494211"/>
+      <w:bookmarkStart w:id="6" w:name="_Toc241594768"/>
       <w:r>
         <w:lastRenderedPageBreak/>
         <w:t>6. Эксплуатация</w:t>
@@ -1782,6 +1922,183 @@
       </w:r>
       <w:r>
         <w:t>иятия.</w:t>
+      </w:r>
+    </w:p>
+    <w:p>
+      <w:pPr>
+        <w:pStyle w:val="21"/>
+      </w:pPr>
+      <w:bookmarkStart w:id="7" w:name="_Toc241594769"/>
+      <w:r>
+        <w:t>7. Пользователи: кто и как заводит</w:t>
+      </w:r>
+      <w:bookmarkEnd w:id="7"/>
+    </w:p>
+    <w:p>
+      <w:pPr>
+        <w:pStyle w:val="a0"/>
+      </w:pPr>
+      <w:r>
+        <w:t xml:space="preserve">Учётные записи и роли ведёте </w:t>
+      </w:r>
+      <w:r>
+        <w:rPr>
+          <w:b/>
+        </w:rPr>
+        <w:t>вы</w:t>
+      </w:r>
+      <w:r>
+        <w:t xml:space="preserve">. В эксплуатации пользователь создаётся сам при первом входе через AD: группа — роль, </w:t>
+      </w:r>
+      <w:r>
+        <w:rPr>
+          <w:rFonts w:ascii="Consolas" w:hAnsi="Consolas"/>
+          <w:sz w:val="20"/>
+        </w:rPr>
+        <w:t>departmentNumber</w:t>
+      </w:r>
+      <w:r>
+        <w:t xml:space="preserve"> — команда и зона. Вручную — админка → «Пользователи и роли» → «Добавить», затем </w:t>
+      </w:r>
+      <w:r>
+        <w:t>роль (группа) и команда.</w:t>
+      </w:r>
+    </w:p>
+    <w:p>
+      <w:pPr>
+        <w:pStyle w:val="a0"/>
+      </w:pPr>
+      <w:r>
+        <w:t>Руководитель подразделения пользователей не заводит: он закрепляет сотрудников за зонами и командирует их («Зоны и объекты» → «Сотрудники»).</w:t>
+      </w:r>
+    </w:p>
+    <w:p>
+      <w:pPr>
+        <w:pStyle w:val="a0"/>
+      </w:pPr>
+      <w:r>
+        <w:t>Отключить сотрудника — снять флаг «Активен» (или заблокировать в AD): вход и доступ к пане</w:t>
+      </w:r>
+      <w:r>
+        <w:t>лям пропадают в течение 30 секунд.</w:t>
+      </w:r>
+    </w:p>
+    <w:p>
+      <w:pPr>
+        <w:pStyle w:val="21"/>
+      </w:pPr>
+      <w:bookmarkStart w:id="8" w:name="_Toc241594770"/>
+      <w:r>
+        <w:t>8. Режимы системы</w:t>
+      </w:r>
+      <w:bookmarkEnd w:id="8"/>
+    </w:p>
+    <w:p>
+      <w:pPr>
+        <w:pStyle w:val="a0"/>
+      </w:pPr>
+      <w:r>
+        <w:rPr>
+          <w:b/>
+        </w:rPr>
+        <w:t>Учебный контур и симулятор</w:t>
+      </w:r>
+      <w:r>
+        <w:t xml:space="preserve"> работают всегда, вместе с платформой (</w:t>
+      </w:r>
+      <w:r>
+        <w:rPr>
+          <w:rFonts w:ascii="Consolas" w:hAnsi="Consolas"/>
+          <w:sz w:val="20"/>
+        </w:rPr>
+        <w:t>/training/</w:t>
+      </w:r>
+      <w:r>
+        <w:t xml:space="preserve">, </w:t>
+      </w:r>
+      <w:r>
+        <w:rPr>
+          <w:rFonts w:ascii="Consolas" w:hAnsi="Consolas"/>
+          <w:sz w:val="20"/>
+        </w:rPr>
+        <w:t>/simulator/</w:t>
+      </w:r>
+      <w:r>
+        <w:t>): своя база, тема Kafka и help desk.</w:t>
+      </w:r>
+    </w:p>
+    <w:p>
+      <w:pPr>
+        <w:pStyle w:val="a0"/>
+      </w:pPr>
+      <w:r>
+        <w:rPr>
+          <w:b/>
+        </w:rPr>
+        <w:t>Система заявок</w:t>
+      </w:r>
+      <w:r>
+        <w:t xml:space="preserve">: </w:t>
+      </w:r>
+      <w:r>
+        <w:rPr>
+          <w:rFonts w:ascii="Consolas" w:hAnsi="Consolas"/>
+          <w:sz w:val="20"/>
+        </w:rPr>
+        <w:t>HELPDESK_MODE</w:t>
+      </w:r>
+      <w:r>
+        <w:t xml:space="preserve"> — </w:t>
+      </w:r>
+      <w:r>
+        <w:rPr>
+          <w:rFonts w:ascii="Consolas" w:hAnsi="Consolas"/>
+          <w:sz w:val="20"/>
+        </w:rPr>
+        <w:t>mock</w:t>
+      </w:r>
+      <w:r>
+        <w:t xml:space="preserve"> (эмулятор), </w:t>
+      </w:r>
+      <w:r>
+        <w:rPr>
+          <w:rFonts w:ascii="Consolas" w:hAnsi="Consolas"/>
+          <w:sz w:val="20"/>
+        </w:rPr>
+        <w:t>rest</w:t>
+      </w:r>
+      <w:r>
+        <w:t xml:space="preserve"> (help desk заказчика) и</w:t>
+      </w:r>
+      <w:r>
+        <w:t xml:space="preserve">ли </w:t>
+      </w:r>
+      <w:r>
+        <w:rPr>
+          <w:rFonts w:ascii="Consolas" w:hAnsi="Consolas"/>
+          <w:sz w:val="20"/>
+        </w:rPr>
+        <w:t>off</w:t>
+      </w:r>
+      <w:r>
+        <w:t xml:space="preserve"> (без внешней системы — бригада берёт утверждённую заявку в работу сама).</w:t>
+      </w:r>
+    </w:p>
+    <w:p>
+      <w:pPr>
+        <w:pStyle w:val="a0"/>
+      </w:pPr>
+      <w:r>
+        <w:rPr>
+          <w:b/>
+        </w:rPr>
+        <w:t>Оповещения о работе платформы</w:t>
+      </w:r>
+      <w:r>
+        <w:t xml:space="preserve"> — правила Prometheus: сервис недоступен, задержка потока выше 300 с, неизвестные каналы в потоке, ошибки и медленные ответы API, сбои фоновых зада</w:t>
+      </w:r>
+      <w:r>
+        <w:t>ч, подключения к базе. Видны на панели «Оповещения» в «Мониторинге системы» и на странице «Alerts» Prometheus.</w:t>
       </w:r>
     </w:p>
     <w:sectPr>
@@ -13468,7 +13785,7 @@
     <w:autoRedefine/>
     <w:uiPriority w:val="39"/>
     <w:unhideWhenUsed/>
-    <w:rsid w:val="00C710B2"/>
+    <w:rsid w:val="00AB0888"/>
     <w:pPr>
       <w:spacing w:after="100"/>
     </w:pPr>
@@ -13480,7 +13797,7 @@
     <w:autoRedefine/>
     <w:uiPriority w:val="39"/>
     <w:unhideWhenUsed/>
-    <w:rsid w:val="00C710B2"/>
+    <w:rsid w:val="00AB0888"/>
     <w:pPr>
       <w:spacing w:after="100"/>
       <w:ind w:left="220"/>
@@ -13491,7 +13808,7 @@
     <w:basedOn w:val="a2"/>
     <w:uiPriority w:val="99"/>
     <w:unhideWhenUsed/>
-    <w:rsid w:val="00C710B2"/>
+    <w:rsid w:val="00AB0888"/>
     <w:rPr>
       <w:color w:val="0000FF" w:themeColor="hyperlink"/>
       <w:u w:val="single"/>
